--- a/templates/template_obrazec3.docx
+++ b/templates/template_obrazec3.docx
@@ -106,7 +106,7 @@
           <w:sz w:val="24"/>
           <w:szCs w:val="24"/>
         </w:rPr>
-        <w:t>А. Длъжностно лице от общинската администрация</w:t>
+        <w:t>А. Длъжностно лице от общинската (районната) администрация</w:t>
       </w:r>
     </w:p>
     <w:p>
@@ -153,7 +153,7 @@
           <w:sz w:val="24"/>
           <w:szCs w:val="24"/>
         </w:rPr>
-        <w:t>Б. Консултанта: {{Консултант_Управител}} — Управител,</w:t>
+        <w:t>Б. Консултанта (строителния надзор): {{Консултант_Управител}} — Управител,</w:t>
       </w:r>
     </w:p>
     <w:p>
@@ -200,7 +200,7 @@
           <w:sz w:val="24"/>
           <w:szCs w:val="24"/>
         </w:rPr>
-        <w:t>по искане на лицето, упражняващо строителен надзор, извърших проверка на:</w:t>
+        <w:t>по искане на лицето, упражняващо строителен надзор/техническия ръководител, извърших проверка на строеж:</w:t>
       </w:r>
     </w:p>
     <w:p>
@@ -231,7 +231,7 @@
           <w:sz w:val="24"/>
           <w:szCs w:val="24"/>
         </w:rPr>
-        <w:t>и монтажните работи по фундаментите на строежа са завършени, строежът</w:t>
+        <w:t>при която установих, че строителните и монтажните работи по фундаментите на строежа са завършени, строежът</w:t>
       </w:r>
     </w:p>
     <w:p>
@@ -475,7 +475,7 @@
           <w:sz w:val="24"/>
           <w:szCs w:val="24"/>
         </w:rPr>
-        <w:t xml:space="preserve">Б.:  </w:t>
+        <w:t>Б.:  ..............................   ({{Управител_1и3}})</w:t>
       </w:r>
       <w:r>
         <w:rPr>
@@ -484,7 +484,6 @@
           <w:sz w:val="24"/>
           <w:szCs w:val="24"/>
         </w:rPr>
-        <w:t xml:space="preserve">..............................   </w:t>
       </w:r>
       <w:r>
         <w:rPr>
@@ -495,7 +494,6 @@
           <w:sz w:val="24"/>
           <w:szCs w:val="24"/>
         </w:rPr>
-        <w:t>(</w:t>
       </w:r>
       <w:r>
         <w:rPr>
@@ -506,7 +504,6 @@
           <w:sz w:val="24"/>
           <w:szCs w:val="24"/>
         </w:rPr>
-        <w:t xml:space="preserve"> </w:t>
       </w:r>
       <w:bookmarkStart w:id="0" w:name="_GoBack"/>
       <w:bookmarkEnd w:id="0"/>
@@ -519,7 +516,6 @@
           <w:sz w:val="24"/>
           <w:szCs w:val="24"/>
         </w:rPr>
-        <w:t>{{Управител_1и3}})</w:t>
       </w:r>
     </w:p>
     <w:p>
@@ -588,6 +584,197 @@
           <w:szCs w:val="24"/>
         </w:rPr>
         <w:t>({{Строител_Управител_1и3}})</w:t>
+      </w:r>
+    </w:p>
+    <w:p>
+      <w:pPr>
+        <w:spacing w:before="120" w:after="60"/>
+      </w:pPr>
+      <w:r>
+        <w:rPr>
+          <w:rFonts w:ascii="Garamond" w:eastAsia="Garamond" w:hAnsi="Garamond" w:cs="Garamond"/>
+          <w:color w:val="2D3561"/>
+          <w:sz w:val="24"/>
+          <w:szCs w:val="24"/>
+        </w:rPr>
+      </w:r>
+      <w:r>
+        <w:rPr>
+          <w:rFonts w:ascii="Garamond" w:eastAsia="Garamond" w:hAnsi="Garamond" w:cs="Garamond"/>
+          <w:color w:val="9CA3AF"/>
+          <w:sz w:val="24"/>
+          <w:szCs w:val="24"/>
+        </w:rPr>
+      </w:r>
+      <w:r>
+        <w:rPr>
+          <w:rFonts w:ascii="Garamond" w:eastAsia="Garamond" w:hAnsi="Garamond" w:cs="Garamond"/>
+          <w:i/>
+          <w:iCs/>
+          <w:color w:val="6B7280"/>
+          <w:sz w:val="24"/>
+          <w:szCs w:val="24"/>
+        </w:rPr>
+      </w:r>
+    </w:p>
+    <w:p>
+      <w:pPr>
+        <w:spacing w:before="120" w:after="60"/>
+      </w:pPr>
+      <w:r>
+        <w:rPr>
+          <w:rFonts w:ascii="Garamond" w:eastAsia="Garamond" w:hAnsi="Garamond" w:cs="Garamond"/>
+          <w:color w:val="2D3561"/>
+          <w:sz w:val="24"/>
+          <w:szCs w:val="24"/>
+        </w:rPr>
+        <w:t>Забележки:</w:t>
+      </w:r>
+      <w:r>
+        <w:rPr>
+          <w:rFonts w:ascii="Garamond" w:eastAsia="Garamond" w:hAnsi="Garamond" w:cs="Garamond"/>
+          <w:color w:val="9CA3AF"/>
+          <w:sz w:val="24"/>
+          <w:szCs w:val="24"/>
+        </w:rPr>
+      </w:r>
+      <w:r>
+        <w:rPr>
+          <w:rFonts w:ascii="Garamond" w:eastAsia="Garamond" w:hAnsi="Garamond" w:cs="Garamond"/>
+          <w:i/>
+          <w:iCs/>
+          <w:color w:val="6B7280"/>
+          <w:sz w:val="24"/>
+          <w:szCs w:val="24"/>
+        </w:rPr>
+      </w:r>
+    </w:p>
+    <w:p>
+      <w:pPr>
+        <w:spacing w:before="120" w:after="60"/>
+      </w:pPr>
+      <w:r>
+        <w:rPr>
+          <w:rFonts w:ascii="Garamond" w:eastAsia="Garamond" w:hAnsi="Garamond" w:cs="Garamond"/>
+          <w:color w:val="2D3561"/>
+          <w:sz w:val="24"/>
+          <w:szCs w:val="24"/>
+        </w:rPr>
+        <w:t>1. Настоящият протокол се съставя в четири еднообразни екземпляра — по един за общината (района), за възложителя, за строителя и за строителния надзор, и се съхранява от посочените лица.</w:t>
+      </w:r>
+      <w:r>
+        <w:rPr>
+          <w:rFonts w:ascii="Garamond" w:eastAsia="Garamond" w:hAnsi="Garamond" w:cs="Garamond"/>
+          <w:color w:val="9CA3AF"/>
+          <w:sz w:val="24"/>
+          <w:szCs w:val="24"/>
+        </w:rPr>
+      </w:r>
+      <w:r>
+        <w:rPr>
+          <w:rFonts w:ascii="Garamond" w:eastAsia="Garamond" w:hAnsi="Garamond" w:cs="Garamond"/>
+          <w:i/>
+          <w:iCs/>
+          <w:color w:val="6B7280"/>
+          <w:sz w:val="24"/>
+          <w:szCs w:val="24"/>
+        </w:rPr>
+      </w:r>
+    </w:p>
+    <w:p>
+      <w:pPr>
+        <w:spacing w:before="120" w:after="60"/>
+      </w:pPr>
+      <w:r>
+        <w:rPr>
+          <w:rFonts w:ascii="Garamond" w:eastAsia="Garamond" w:hAnsi="Garamond" w:cs="Garamond"/>
+          <w:color w:val="2D3561"/>
+          <w:sz w:val="24"/>
+          <w:szCs w:val="24"/>
+        </w:rPr>
+        <w:t>2. Попълват се само необходимите данни, свързани със спецификата на строежа.</w:t>
+      </w:r>
+      <w:r>
+        <w:rPr>
+          <w:rFonts w:ascii="Garamond" w:eastAsia="Garamond" w:hAnsi="Garamond" w:cs="Garamond"/>
+          <w:color w:val="9CA3AF"/>
+          <w:sz w:val="24"/>
+          <w:szCs w:val="24"/>
+        </w:rPr>
+      </w:r>
+      <w:r>
+        <w:rPr>
+          <w:rFonts w:ascii="Garamond" w:eastAsia="Garamond" w:hAnsi="Garamond" w:cs="Garamond"/>
+          <w:i/>
+          <w:iCs/>
+          <w:color w:val="6B7280"/>
+          <w:sz w:val="24"/>
+          <w:szCs w:val="24"/>
+        </w:rPr>
+      </w:r>
+    </w:p>
+    <w:p>
+      <w:pPr>
+        <w:spacing w:before="120" w:after="60"/>
+      </w:pPr>
+      <w:r>
+        <w:rPr>
+          <w:rFonts w:ascii="Garamond" w:eastAsia="Garamond" w:hAnsi="Garamond" w:cs="Garamond"/>
+          <w:color w:val="2D3561"/>
+          <w:sz w:val="24"/>
+          <w:szCs w:val="24"/>
+        </w:rPr>
+        <w:t>3. При поетапно изпълнение или при изпълнение на технологични участъци настоящият протокол може да се състави поотделно за всеки етап или технологичен участък.</w:t>
+      </w:r>
+      <w:r>
+        <w:rPr>
+          <w:rFonts w:ascii="Garamond" w:eastAsia="Garamond" w:hAnsi="Garamond" w:cs="Garamond"/>
+          <w:color w:val="9CA3AF"/>
+          <w:sz w:val="24"/>
+          <w:szCs w:val="24"/>
+        </w:rPr>
+      </w:r>
+      <w:r>
+        <w:rPr>
+          <w:rFonts w:ascii="Garamond" w:eastAsia="Garamond" w:hAnsi="Garamond" w:cs="Garamond"/>
+          <w:i/>
+          <w:iCs/>
+          <w:color w:val="6B7280"/>
+          <w:sz w:val="24"/>
+          <w:szCs w:val="24"/>
+        </w:rPr>
+      </w:r>
+    </w:p>
+    <w:p>
+      <w:pPr>
+        <w:spacing w:before="120" w:after="60"/>
+      </w:pPr>
+      <w:r>
+        <w:rPr>
+          <w:rFonts w:ascii="Garamond" w:eastAsia="Garamond" w:hAnsi="Garamond" w:cs="Garamond"/>
+          <w:color w:val="2D3561"/>
+          <w:sz w:val="24"/>
+          <w:szCs w:val="24"/>
+        </w:rPr>
+        <w:t>4. Екземпляр от настоящия протокол се съхранява задължително на местостроежа за представяне на контролните органи при проверка.</w:t>
+      </w:r>
+      <w:r>
+        <w:rPr>
+          <w:rFonts w:ascii="Garamond" w:eastAsia="Garamond" w:hAnsi="Garamond" w:cs="Garamond"/>
+          <w:color w:val="9CA3AF"/>
+          <w:sz w:val="24"/>
+          <w:szCs w:val="24"/>
+        </w:rPr>
+      </w:r>
+      <w:r>
+        <w:rPr>
+          <w:rFonts w:ascii="Garamond" w:eastAsia="Garamond" w:hAnsi="Garamond" w:cs="Garamond"/>
+          <w:i/>
+          <w:iCs/>
+          <w:color w:val="6B7280"/>
+          <w:sz w:val="24"/>
+          <w:szCs w:val="24"/>
+        </w:rPr>
       </w:r>
     </w:p>
     <w:sectPr>

--- a/templates/template_obrazec3.docx
+++ b/templates/template_obrazec3.docx
@@ -16,7 +16,7 @@
           <w:sz w:val="18"/>
           <w:szCs w:val="18"/>
         </w:rPr>
-        <w:t>Приложение № 3  |  към чл. 7, ал. 3, т. 3  |  (Образец 3)</w:t>
+        <w:t>Приложение № 3 към чл. 7, ал. 3, т. 3 (Образец 3)</w:t>
       </w:r>
     </w:p>
     <w:p>
@@ -778,8 +778,6 @@
       </w:r>
     </w:p>
     <w:sectPr>
-      <w:headerReference w:type="default" r:id="rId7"/>
-      <w:footerReference w:type="default" r:id="rId8"/>
       <w:pgSz w:w="11906" w:h="16838"/>
       <w:pgMar w:top="1134" w:right="1134" w:bottom="1134" w:left="1701" w:header="708" w:footer="708" w:gutter="0"/>
       <w:cols w:space="708"/>
@@ -808,74 +806,6 @@
 </w:endnotes>
 </file>
 
-<file path=word/footer1.xml><?xml version="1.0" encoding="utf-8"?>
-<w:ftr xmlns:wpc="http://schemas.microsoft.com/office/word/2010/wordprocessingCanvas" xmlns:cx="http://schemas.microsoft.com/office/drawing/2014/chartex" xmlns:cx1="http://schemas.microsoft.com/office/drawing/2015/9/8/chartex" xmlns:mc="http://schemas.openxmlformats.org/markup-compatibility/2006" xmlns:o="urn:schemas-microsoft-com:office:office" xmlns:r="http://schemas.openxmlformats.org/officeDocument/2006/relationships" xmlns:m="http://schemas.openxmlformats.org/officeDocument/2006/math" xmlns:v="urn:schemas-microsoft-com:vml" xmlns:wp14="http://schemas.microsoft.com/office/word/2010/wordprocessingDrawing" xmlns:wp="http://schemas.openxmlformats.org/drawingml/2006/wordprocessingDrawing" xmlns:w10="urn:schemas-microsoft-com:office:word" xmlns:w="http://schemas.openxmlformats.org/wordprocessingml/2006/main" xmlns:w14="http://schemas.microsoft.com/office/word/2010/wordml" xmlns:w15="http://schemas.microsoft.com/office/word/2012/wordml" xmlns:w16se="http://schemas.microsoft.com/office/word/2015/wordml/symex" xmlns:wpg="http://schemas.microsoft.com/office/word/2010/wordprocessingGroup" xmlns:wpi="http://schemas.microsoft.com/office/word/2010/wordprocessingInk" xmlns:wne="http://schemas.microsoft.com/office/word/2006/wordml" xmlns:wps="http://schemas.microsoft.com/office/word/2010/wordprocessingShape" mc:Ignorable="w14 w15 w16se wp14">
-  <w:p>
-    <w:pPr>
-      <w:pBdr>
-        <w:top w:val="single" w:sz="4" w:space="4" w:color="E8647A"/>
-      </w:pBdr>
-      <w:jc w:val="center"/>
-    </w:pPr>
-    <w:r>
-      <w:rPr>
-        <w:rFonts w:ascii="Garamond" w:eastAsia="Garamond" w:hAnsi="Garamond" w:cs="Garamond"/>
-        <w:color w:val="6B7280"/>
-        <w:sz w:val="18"/>
-        <w:szCs w:val="18"/>
-      </w:rPr>
-      <w:t xml:space="preserve">СиБиТи Консулт ООД   |   </w:t>
-    </w:r>
-    <w:r>
-      <w:rPr>
-        <w:rFonts w:ascii="Garamond" w:eastAsia="Garamond" w:hAnsi="Garamond" w:cs="Garamond"/>
-        <w:color w:val="E8647A"/>
-        <w:sz w:val="18"/>
-        <w:szCs w:val="18"/>
-      </w:rPr>
-      <w:fldChar w:fldCharType="begin"/>
-    </w:r>
-    <w:r>
-      <w:rPr>
-        <w:rFonts w:ascii="Garamond" w:eastAsia="Garamond" w:hAnsi="Garamond" w:cs="Garamond"/>
-        <w:color w:val="E8647A"/>
-        <w:sz w:val="18"/>
-        <w:szCs w:val="18"/>
-      </w:rPr>
-      <w:instrText>PAGE</w:instrText>
-    </w:r>
-    <w:r>
-      <w:rPr>
-        <w:rFonts w:ascii="Garamond" w:eastAsia="Garamond" w:hAnsi="Garamond" w:cs="Garamond"/>
-        <w:color w:val="E8647A"/>
-        <w:sz w:val="18"/>
-        <w:szCs w:val="18"/>
-      </w:rPr>
-      <w:fldChar w:fldCharType="separate"/>
-    </w:r>
-    <w:r>
-      <w:rPr>
-        <w:rFonts w:ascii="Garamond" w:eastAsia="Garamond" w:hAnsi="Garamond" w:cs="Garamond"/>
-        <w:noProof/>
-        <w:color w:val="E8647A"/>
-        <w:sz w:val="18"/>
-        <w:szCs w:val="18"/>
-      </w:rPr>
-      <w:t>1</w:t>
-    </w:r>
-    <w:r>
-      <w:rPr>
-        <w:rFonts w:ascii="Garamond" w:eastAsia="Garamond" w:hAnsi="Garamond" w:cs="Garamond"/>
-        <w:color w:val="E8647A"/>
-        <w:sz w:val="18"/>
-        <w:szCs w:val="18"/>
-      </w:rPr>
-      <w:fldChar w:fldCharType="end"/>
-    </w:r>
-  </w:p>
-</w:ftr>
-</file>
-
 <file path=word/footnotes.xml><?xml version="1.0" encoding="utf-8"?>
 <w:footnotes xmlns:wpc="http://schemas.microsoft.com/office/word/2010/wordprocessingCanvas" xmlns:cx="http://schemas.microsoft.com/office/drawing/2014/chartex" xmlns:cx1="http://schemas.microsoft.com/office/drawing/2015/9/8/chartex" xmlns:mc="http://schemas.openxmlformats.org/markup-compatibility/2006" xmlns:o="urn:schemas-microsoft-com:office:office" xmlns:r="http://schemas.openxmlformats.org/officeDocument/2006/relationships" xmlns:m="http://schemas.openxmlformats.org/officeDocument/2006/math" xmlns:v="urn:schemas-microsoft-com:vml" xmlns:wp14="http://schemas.microsoft.com/office/word/2010/wordprocessingDrawing" xmlns:wp="http://schemas.openxmlformats.org/drawingml/2006/wordprocessingDrawing" xmlns:w10="urn:schemas-microsoft-com:office:word" xmlns:w="http://schemas.openxmlformats.org/wordprocessingml/2006/main" xmlns:w14="http://schemas.microsoft.com/office/word/2010/wordml" xmlns:w15="http://schemas.microsoft.com/office/word/2012/wordml" xmlns:w16se="http://schemas.microsoft.com/office/word/2015/wordml/symex" xmlns:wpg="http://schemas.microsoft.com/office/word/2010/wordprocessingGroup" xmlns:wpi="http://schemas.microsoft.com/office/word/2010/wordprocessingInk" xmlns:wne="http://schemas.microsoft.com/office/word/2006/wordml" xmlns:wps="http://schemas.microsoft.com/office/word/2010/wordprocessingShape" mc:Ignorable="w14 w15 w16se wp14">
   <w:footnote w:type="separator" w:id="-1">
@@ -893,27 +823,6 @@
     </w:p>
   </w:footnote>
 </w:footnotes>
-</file>
-
-<file path=word/header1.xml><?xml version="1.0" encoding="utf-8"?>
-<w:hdr xmlns:wpc="http://schemas.microsoft.com/office/word/2010/wordprocessingCanvas" xmlns:cx="http://schemas.microsoft.com/office/drawing/2014/chartex" xmlns:cx1="http://schemas.microsoft.com/office/drawing/2015/9/8/chartex" xmlns:mc="http://schemas.openxmlformats.org/markup-compatibility/2006" xmlns:o="urn:schemas-microsoft-com:office:office" xmlns:r="http://schemas.openxmlformats.org/officeDocument/2006/relationships" xmlns:m="http://schemas.openxmlformats.org/officeDocument/2006/math" xmlns:v="urn:schemas-microsoft-com:vml" xmlns:wp14="http://schemas.microsoft.com/office/word/2010/wordprocessingDrawing" xmlns:wp="http://schemas.openxmlformats.org/drawingml/2006/wordprocessingDrawing" xmlns:w10="urn:schemas-microsoft-com:office:word" xmlns:w="http://schemas.openxmlformats.org/wordprocessingml/2006/main" xmlns:w14="http://schemas.microsoft.com/office/word/2010/wordml" xmlns:w15="http://schemas.microsoft.com/office/word/2012/wordml" xmlns:w16se="http://schemas.microsoft.com/office/word/2015/wordml/symex" xmlns:wpg="http://schemas.microsoft.com/office/word/2010/wordprocessingGroup" xmlns:wpi="http://schemas.microsoft.com/office/word/2010/wordprocessingInk" xmlns:wne="http://schemas.microsoft.com/office/word/2006/wordml" xmlns:wps="http://schemas.microsoft.com/office/word/2010/wordprocessingShape" mc:Ignorable="w14 w15 w16se wp14">
-  <w:p>
-    <w:pPr>
-      <w:pBdr>
-        <w:bottom w:val="single" w:sz="6" w:space="4" w:color="E8647A"/>
-      </w:pBdr>
-    </w:pPr>
-    <w:r>
-      <w:rPr>
-        <w:rFonts w:ascii="Garamond" w:eastAsia="Garamond" w:hAnsi="Garamond" w:cs="Garamond"/>
-        <w:b/>
-        <w:bCs/>
-        <w:color w:val="2D3561"/>
-      </w:rPr>
-      <w:t>СиБиТи Консулт ООД</w:t>
-    </w:r>
-  </w:p>
-</w:hdr>
 </file>
 
 <file path=word/numbering.xml><?xml version="1.0" encoding="utf-8"?>

--- a/templates/template_obrazec3.docx
+++ b/templates/template_obrazec3.docx
@@ -4,68 +4,48 @@
   <w:body>
     <w:p>
       <w:pPr>
-        <w:spacing w:before="200" w:after="80"/>
-        <w:jc w:val="center"/>
-      </w:pPr>
-      <w:r>
-        <w:rPr>
-          <w:rFonts w:ascii="Garamond" w:eastAsia="Garamond" w:hAnsi="Garamond" w:cs="Garamond"/>
+        <w:pStyle w:val="DocumentMeta"/>
+      </w:pPr>
+      <w:r>
+        <w:rPr>
           <w:i/>
           <w:iCs/>
-          <w:color w:val="6B7280"/>
-          <w:sz w:val="18"/>
-          <w:szCs w:val="18"/>
         </w:rPr>
         <w:t>Приложение № 3 към чл. 7, ал. 3, т. 3 (Образец 3)</w:t>
       </w:r>
     </w:p>
     <w:p>
       <w:pPr>
-        <w:spacing w:before="200" w:after="160"/>
-        <w:jc w:val="center"/>
-      </w:pPr>
-      <w:r>
-        <w:rPr>
-          <w:rFonts w:ascii="Garamond" w:eastAsia="Garamond" w:hAnsi="Garamond" w:cs="Garamond"/>
+        <w:pStyle w:val="DocumentTitle"/>
+      </w:pPr>
+      <w:r>
+        <w:rPr>
           <w:b/>
           <w:bCs/>
-          <w:color w:val="2D3561"/>
-          <w:sz w:val="28"/>
-          <w:szCs w:val="28"/>
         </w:rPr>
         <w:t>КОНСТАТИВЕН АКТ</w:t>
       </w:r>
     </w:p>
     <w:p>
       <w:pPr>
-        <w:spacing w:before="80" w:after="160"/>
-        <w:jc w:val="center"/>
-      </w:pPr>
-      <w:r>
-        <w:rPr>
-          <w:rFonts w:ascii="Garamond" w:eastAsia="Garamond" w:hAnsi="Garamond" w:cs="Garamond"/>
+        <w:pStyle w:val="DocumentSubtitle"/>
+      </w:pPr>
+      <w:r>
+        <w:rPr>
           <w:b/>
           <w:bCs/>
-          <w:color w:val="2D3561"/>
-          <w:sz w:val="24"/>
-          <w:szCs w:val="24"/>
         </w:rPr>
         <w:t>за установяване съответствието на строежа с издадените строителни книжа</w:t>
       </w:r>
     </w:p>
     <w:p>
       <w:pPr>
-        <w:spacing w:before="80" w:after="160"/>
-        <w:jc w:val="center"/>
-      </w:pPr>
-      <w:r>
-        <w:rPr>
-          <w:rFonts w:ascii="Garamond" w:eastAsia="Garamond" w:hAnsi="Garamond" w:cs="Garamond"/>
+        <w:pStyle w:val="DocumentSubtitle"/>
+      </w:pPr>
+      <w:r>
+        <w:rPr>
           <w:b/>
           <w:bCs/>
-          <w:color w:val="2D3561"/>
-          <w:sz w:val="24"/>
-          <w:szCs w:val="24"/>
         </w:rPr>
         <w:t>и за това, че подробният устройствен план е приложен по отношение на застрояването</w:t>
       </w:r>
@@ -80,235 +60,147 @@
     </w:p>
     <w:p>
       <w:pPr>
-        <w:spacing w:before="60" w:after="60"/>
-        <w:jc w:val="both"/>
-      </w:pPr>
-      <w:r>
-        <w:rPr>
-          <w:rFonts w:ascii="Garamond" w:eastAsia="Garamond" w:hAnsi="Garamond" w:cs="Garamond"/>
-          <w:color w:val="1F2937"/>
-          <w:sz w:val="24"/>
-          <w:szCs w:val="24"/>
-        </w:rPr>
+        <w:pStyle w:val="LegalBody"/>
+      </w:pPr>
+      <w:r>
+        <w:rPr/>
         <w:t>Днес, ...................................... г., долуподписаният:</w:t>
       </w:r>
     </w:p>
     <w:p/>
     <w:p>
       <w:pPr>
-        <w:spacing w:before="60" w:after="60"/>
-        <w:jc w:val="both"/>
-      </w:pPr>
-      <w:r>
-        <w:rPr>
-          <w:rFonts w:ascii="Garamond" w:eastAsia="Garamond" w:hAnsi="Garamond" w:cs="Garamond"/>
-          <w:color w:val="1F2937"/>
-          <w:sz w:val="24"/>
-          <w:szCs w:val="24"/>
-        </w:rPr>
+        <w:pStyle w:val="LegalBody"/>
+      </w:pPr>
+      <w:r>
+        <w:rPr/>
         <w:t>А. Длъжностно лице от общинската (районната) администрация</w:t>
       </w:r>
     </w:p>
     <w:p>
       <w:pPr>
-        <w:spacing w:before="60" w:after="60"/>
-        <w:jc w:val="both"/>
-      </w:pPr>
-      <w:r>
-        <w:rPr>
-          <w:rFonts w:ascii="Garamond" w:eastAsia="Garamond" w:hAnsi="Garamond" w:cs="Garamond"/>
-          <w:color w:val="1F2937"/>
-          <w:sz w:val="24"/>
-          <w:szCs w:val="24"/>
-        </w:rPr>
+        <w:pStyle w:val="FieldHint"/>
+      </w:pPr>
+      <w:r>
+        <w:rPr/>
         <w:t>...............................................................................................................................</w:t>
       </w:r>
     </w:p>
     <w:p/>
     <w:p>
       <w:pPr>
-        <w:spacing w:before="60" w:after="60"/>
-        <w:jc w:val="both"/>
-      </w:pPr>
-      <w:r>
-        <w:rPr>
-          <w:rFonts w:ascii="Garamond" w:eastAsia="Garamond" w:hAnsi="Garamond" w:cs="Garamond"/>
-          <w:color w:val="1F2937"/>
-          <w:sz w:val="24"/>
-          <w:szCs w:val="24"/>
-        </w:rPr>
+        <w:pStyle w:val="LegalBody"/>
+      </w:pPr>
+      <w:r>
+        <w:rPr/>
         <w:t>в присъствието на:</w:t>
       </w:r>
     </w:p>
     <w:p/>
     <w:p>
       <w:pPr>
-        <w:spacing w:before="60" w:after="60"/>
-        <w:jc w:val="both"/>
-      </w:pPr>
-      <w:r>
-        <w:rPr>
-          <w:rFonts w:ascii="Garamond" w:eastAsia="Garamond" w:hAnsi="Garamond" w:cs="Garamond"/>
-          <w:color w:val="1F2937"/>
-          <w:sz w:val="24"/>
-          <w:szCs w:val="24"/>
-        </w:rPr>
+        <w:pStyle w:val="LegalBody"/>
+      </w:pPr>
+      <w:r>
+        <w:rPr/>
         <w:t>Б. Консултанта (строителния надзор): {{Консултант_Управител}} — Управител,</w:t>
       </w:r>
     </w:p>
     <w:p>
       <w:pPr>
-        <w:spacing w:before="60" w:after="60"/>
-        <w:jc w:val="both"/>
-      </w:pPr>
-      <w:r>
-        <w:rPr>
-          <w:rFonts w:ascii="Garamond" w:eastAsia="Garamond" w:hAnsi="Garamond" w:cs="Garamond"/>
-          <w:color w:val="1F2937"/>
-          <w:sz w:val="24"/>
-          <w:szCs w:val="24"/>
-        </w:rPr>
+        <w:pStyle w:val="LegalBody"/>
+      </w:pPr>
+      <w:r>
+        <w:rPr/>
         <w:t>Технически ръководител: {{Строител_ТехРък}}</w:t>
       </w:r>
     </w:p>
     <w:p/>
     <w:p>
       <w:pPr>
-        <w:spacing w:before="60" w:after="60"/>
-        <w:jc w:val="both"/>
-      </w:pPr>
-      <w:r>
-        <w:rPr>
-          <w:rFonts w:ascii="Garamond" w:eastAsia="Garamond" w:hAnsi="Garamond" w:cs="Garamond"/>
-          <w:color w:val="1F2937"/>
-          <w:sz w:val="24"/>
-          <w:szCs w:val="24"/>
-        </w:rPr>
+        <w:pStyle w:val="LegalBody"/>
+      </w:pPr>
+      <w:r>
+        <w:rPr/>
         <w:t>В. Строителя: {{Строител_Фирма}}, представлявано от {{Строител_Управител}}</w:t>
       </w:r>
     </w:p>
     <w:p/>
     <w:p>
       <w:pPr>
-        <w:spacing w:before="60" w:after="60"/>
-        <w:jc w:val="both"/>
-      </w:pPr>
-      <w:r>
-        <w:rPr>
-          <w:rFonts w:ascii="Garamond" w:eastAsia="Garamond" w:hAnsi="Garamond" w:cs="Garamond"/>
-          <w:color w:val="1F2937"/>
-          <w:sz w:val="24"/>
-          <w:szCs w:val="24"/>
-        </w:rPr>
+        <w:pStyle w:val="LegalBody"/>
+      </w:pPr>
+      <w:r>
+        <w:rPr/>
         <w:t>по искане на лицето, упражняващо строителен надзор/техническия ръководител, извърших проверка на строеж:</w:t>
       </w:r>
     </w:p>
     <w:p>
       <w:pPr>
-        <w:spacing w:before="60" w:after="60"/>
-        <w:jc w:val="both"/>
-      </w:pPr>
-      <w:r>
-        <w:rPr>
-          <w:rFonts w:ascii="Garamond" w:eastAsia="Garamond" w:hAnsi="Garamond" w:cs="Garamond"/>
-          <w:color w:val="1F2937"/>
-          <w:sz w:val="24"/>
-          <w:szCs w:val="24"/>
-        </w:rPr>
+        <w:pStyle w:val="LegalBody"/>
+      </w:pPr>
+      <w:r>
+        <w:rPr/>
         <w:t>{{Строеж}} с местонахождение: {{Адрес}}</w:t>
       </w:r>
     </w:p>
     <w:p/>
     <w:p>
       <w:pPr>
-        <w:spacing w:before="60" w:after="60"/>
-        <w:jc w:val="both"/>
-      </w:pPr>
-      <w:r>
-        <w:rPr>
-          <w:rFonts w:ascii="Garamond" w:eastAsia="Garamond" w:hAnsi="Garamond" w:cs="Garamond"/>
-          <w:color w:val="1F2937"/>
-          <w:sz w:val="24"/>
-          <w:szCs w:val="24"/>
-        </w:rPr>
+        <w:pStyle w:val="LegalBody"/>
+      </w:pPr>
+      <w:r>
+        <w:rPr/>
         <w:t>при която установих, че строителните и монтажните работи по фундаментите на строежа са завършени, строежът</w:t>
       </w:r>
     </w:p>
     <w:p>
       <w:pPr>
-        <w:spacing w:before="60" w:after="60"/>
-        <w:jc w:val="both"/>
-      </w:pPr>
-      <w:r>
-        <w:rPr>
-          <w:rFonts w:ascii="Garamond" w:eastAsia="Garamond" w:hAnsi="Garamond" w:cs="Garamond"/>
-          <w:color w:val="9CA3AF"/>
-          <w:sz w:val="24"/>
-          <w:szCs w:val="24"/>
-        </w:rPr>
+        <w:pStyle w:val="FieldHint"/>
+      </w:pPr>
+      <w:r>
+        <w:rPr/>
         <w:t>.................................................................................................................................................................</w:t>
       </w:r>
     </w:p>
     <w:p>
       <w:pPr>
-        <w:spacing w:before="60" w:after="60"/>
-        <w:jc w:val="both"/>
-      </w:pPr>
-      <w:r>
-        <w:rPr>
-          <w:rFonts w:ascii="Garamond" w:eastAsia="Garamond" w:hAnsi="Garamond" w:cs="Garamond"/>
+        <w:pStyle w:val="FieldHint"/>
+      </w:pPr>
+      <w:r>
+        <w:rPr>
           <w:i/>
           <w:iCs/>
-          <w:color w:val="6B7280"/>
-          <w:sz w:val="24"/>
-          <w:szCs w:val="24"/>
         </w:rPr>
         <w:t>(съответства / не съответства)</w:t>
       </w:r>
     </w:p>
     <w:p>
       <w:pPr>
-        <w:spacing w:before="60" w:after="60"/>
-        <w:jc w:val="both"/>
-      </w:pPr>
-      <w:r>
-        <w:rPr>
-          <w:rFonts w:ascii="Garamond" w:eastAsia="Garamond" w:hAnsi="Garamond" w:cs="Garamond"/>
-          <w:color w:val="1F2937"/>
-          <w:sz w:val="24"/>
-          <w:szCs w:val="24"/>
-        </w:rPr>
+        <w:pStyle w:val="LegalBody"/>
+      </w:pPr>
+      <w:r>
+        <w:rPr/>
         <w:t>на издадените строителни книжа и са допуснати / не са допуснати отклонения</w:t>
       </w:r>
     </w:p>
     <w:p>
       <w:pPr>
-        <w:spacing w:before="60" w:after="60"/>
-        <w:jc w:val="both"/>
-      </w:pPr>
-      <w:r>
-        <w:rPr>
-          <w:rFonts w:ascii="Garamond" w:eastAsia="Garamond" w:hAnsi="Garamond" w:cs="Garamond"/>
-          <w:color w:val="9CA3AF"/>
-          <w:sz w:val="24"/>
-          <w:szCs w:val="24"/>
-        </w:rPr>
+        <w:pStyle w:val="FieldHint"/>
+      </w:pPr>
+      <w:r>
+        <w:rPr/>
         <w:t>.................................................................................................................................................................</w:t>
       </w:r>
     </w:p>
     <w:p>
       <w:pPr>
-        <w:spacing w:before="60" w:after="60"/>
-        <w:jc w:val="both"/>
-      </w:pPr>
-      <w:r>
-        <w:rPr>
-          <w:rFonts w:ascii="Garamond" w:eastAsia="Garamond" w:hAnsi="Garamond" w:cs="Garamond"/>
+        <w:pStyle w:val="FieldHint"/>
+      </w:pPr>
+      <w:r>
+        <w:rPr>
           <w:i/>
           <w:iCs/>
-          <w:color w:val="6B7280"/>
-          <w:sz w:val="24"/>
-          <w:szCs w:val="24"/>
         </w:rPr>
         <w:t>(описват се отклоненията)</w:t>
       </w:r>
@@ -316,63 +208,40 @@
     <w:p/>
     <w:p>
       <w:pPr>
-        <w:spacing w:before="60" w:after="60"/>
-        <w:jc w:val="both"/>
-      </w:pPr>
-      <w:r>
-        <w:rPr>
-          <w:rFonts w:ascii="Garamond" w:eastAsia="Garamond" w:hAnsi="Garamond" w:cs="Garamond"/>
-          <w:color w:val="1F2937"/>
-          <w:sz w:val="24"/>
-          <w:szCs w:val="24"/>
-        </w:rPr>
+        <w:pStyle w:val="LegalBody"/>
+      </w:pPr>
+      <w:r>
+        <w:rPr/>
         <w:t>Подробният устройствен план</w:t>
       </w:r>
     </w:p>
     <w:p>
       <w:pPr>
-        <w:spacing w:before="60" w:after="60"/>
-        <w:jc w:val="both"/>
-      </w:pPr>
-      <w:r>
-        <w:rPr>
-          <w:rFonts w:ascii="Garamond" w:eastAsia="Garamond" w:hAnsi="Garamond" w:cs="Garamond"/>
-          <w:color w:val="9CA3AF"/>
-          <w:sz w:val="24"/>
-          <w:szCs w:val="24"/>
-        </w:rPr>
+        <w:pStyle w:val="FieldHint"/>
+      </w:pPr>
+      <w:r>
+        <w:rPr/>
         <w:t>.................................................................................................................................................................</w:t>
       </w:r>
     </w:p>
     <w:p>
       <w:pPr>
-        <w:spacing w:before="60" w:after="60"/>
-        <w:jc w:val="both"/>
-      </w:pPr>
-      <w:r>
-        <w:rPr>
-          <w:rFonts w:ascii="Garamond" w:eastAsia="Garamond" w:hAnsi="Garamond" w:cs="Garamond"/>
+        <w:pStyle w:val="FieldHint"/>
+      </w:pPr>
+      <w:r>
+        <w:rPr>
           <w:i/>
           <w:iCs/>
-          <w:color w:val="6B7280"/>
-          <w:sz w:val="24"/>
-          <w:szCs w:val="24"/>
         </w:rPr>
         <w:t>(е приложен / не е приложен)</w:t>
       </w:r>
     </w:p>
     <w:p>
       <w:pPr>
-        <w:spacing w:before="60" w:after="60"/>
-        <w:jc w:val="both"/>
-      </w:pPr>
-      <w:r>
-        <w:rPr>
-          <w:rFonts w:ascii="Garamond" w:eastAsia="Garamond" w:hAnsi="Garamond" w:cs="Garamond"/>
-          <w:color w:val="1F2937"/>
-          <w:sz w:val="24"/>
-          <w:szCs w:val="24"/>
-        </w:rPr>
+        <w:pStyle w:val="LegalBody"/>
+      </w:pPr>
+      <w:r>
+        <w:rPr/>
         <w:t>по отношение на застрояването.</w:t>
       </w:r>
     </w:p>
@@ -386,53 +255,35 @@
     </w:p>
     <w:p>
       <w:pPr>
+        <w:pStyle w:val="LegalBody"/>
         <w:pBdr>
           <w:bottom w:val="single" w:sz="2" w:space="2" w:color="FDE8EC"/>
         </w:pBdr>
-        <w:spacing w:before="160" w:after="80"/>
-      </w:pPr>
-      <w:r>
-        <w:rPr>
-          <w:rFonts w:ascii="Garamond" w:eastAsia="Garamond" w:hAnsi="Garamond" w:cs="Garamond"/>
+      </w:pPr>
+      <w:r>
+        <w:rPr>
           <w:b/>
           <w:bCs/>
-          <w:color w:val="E8647A"/>
-          <w:sz w:val="24"/>
-          <w:szCs w:val="24"/>
         </w:rPr>
         <w:t>Извършил проверката:</w:t>
       </w:r>
     </w:p>
     <w:p>
       <w:pPr>
-        <w:spacing w:before="120" w:after="60"/>
-      </w:pPr>
-      <w:r>
-        <w:rPr>
-          <w:rFonts w:ascii="Garamond" w:eastAsia="Garamond" w:hAnsi="Garamond" w:cs="Garamond"/>
-          <w:color w:val="2D3561"/>
-          <w:sz w:val="24"/>
-          <w:szCs w:val="24"/>
-        </w:rPr>
+        <w:pStyle w:val="LegalBody"/>
+      </w:pPr>
+      <w:r>
+        <w:rPr/>
         <w:t xml:space="preserve">А.:  </w:t>
       </w:r>
       <w:r>
-        <w:rPr>
-          <w:rFonts w:ascii="Garamond" w:eastAsia="Garamond" w:hAnsi="Garamond" w:cs="Garamond"/>
-          <w:color w:val="9CA3AF"/>
-          <w:sz w:val="24"/>
-          <w:szCs w:val="24"/>
-        </w:rPr>
+        <w:rPr/>
         <w:t xml:space="preserve">..............................   </w:t>
       </w:r>
       <w:r>
         <w:rPr>
-          <w:rFonts w:ascii="Garamond" w:eastAsia="Garamond" w:hAnsi="Garamond" w:cs="Garamond"/>
           <w:i/>
           <w:iCs/>
-          <w:color w:val="6B7280"/>
-          <w:sz w:val="24"/>
-          <w:szCs w:val="24"/>
         </w:rPr>
         <w:t>(......................................................)</w:t>
       </w:r>
@@ -447,141 +298,87 @@
     </w:p>
     <w:p>
       <w:pPr>
+        <w:pStyle w:val="LegalBody"/>
         <w:pBdr>
           <w:bottom w:val="single" w:sz="2" w:space="2" w:color="FDE8EC"/>
         </w:pBdr>
-        <w:spacing w:before="160" w:after="80"/>
-      </w:pPr>
-      <w:r>
-        <w:rPr>
-          <w:rFonts w:ascii="Garamond" w:eastAsia="Garamond" w:hAnsi="Garamond" w:cs="Garamond"/>
+      </w:pPr>
+      <w:r>
+        <w:rPr>
           <w:b/>
           <w:bCs/>
-          <w:color w:val="E8647A"/>
-          <w:sz w:val="24"/>
-          <w:szCs w:val="24"/>
         </w:rPr>
         <w:t>Присъствали:</w:t>
       </w:r>
     </w:p>
     <w:p>
       <w:pPr>
-        <w:spacing w:before="120" w:after="60"/>
-      </w:pPr>
-      <w:r>
-        <w:rPr>
-          <w:rFonts w:ascii="Garamond" w:eastAsia="Garamond" w:hAnsi="Garamond" w:cs="Garamond"/>
-          <w:color w:val="2D3561"/>
-          <w:sz w:val="24"/>
-          <w:szCs w:val="24"/>
-        </w:rPr>
+        <w:pStyle w:val="LegalBody"/>
+      </w:pPr>
+      <w:r>
+        <w:rPr/>
         <w:t>Б.:  ..............................   ({{Управител_1и3}})</w:t>
       </w:r>
       <w:r>
-        <w:rPr>
-          <w:rFonts w:ascii="Garamond" w:eastAsia="Garamond" w:hAnsi="Garamond" w:cs="Garamond"/>
-          <w:color w:val="9CA3AF"/>
-          <w:sz w:val="24"/>
-          <w:szCs w:val="24"/>
-        </w:rPr>
-      </w:r>
-      <w:r>
-        <w:rPr>
-          <w:rFonts w:ascii="Garamond" w:eastAsia="Garamond" w:hAnsi="Garamond" w:cs="Garamond"/>
+        <w:rPr/>
+      </w:r>
+      <w:r>
+        <w:rPr>
           <w:i/>
           <w:iCs/>
-          <w:color w:val="6B7280"/>
-          <w:sz w:val="24"/>
-          <w:szCs w:val="24"/>
-        </w:rPr>
-      </w:r>
-      <w:r>
-        <w:rPr>
-          <w:rFonts w:ascii="Garamond" w:eastAsia="Garamond" w:hAnsi="Garamond" w:cs="Garamond"/>
+        </w:rPr>
+      </w:r>
+      <w:r>
+        <w:rPr>
           <w:i/>
           <w:iCs/>
-          <w:color w:val="6B7280"/>
-          <w:sz w:val="24"/>
-          <w:szCs w:val="24"/>
         </w:rPr>
       </w:r>
       <w:bookmarkStart w:id="0" w:name="_GoBack"/>
       <w:bookmarkEnd w:id="0"/>
       <w:r>
         <w:rPr>
-          <w:rFonts w:ascii="Garamond" w:eastAsia="Garamond" w:hAnsi="Garamond" w:cs="Garamond"/>
           <w:i/>
           <w:iCs/>
-          <w:color w:val="6B7280"/>
-          <w:sz w:val="24"/>
-          <w:szCs w:val="24"/>
-        </w:rPr>
-      </w:r>
-    </w:p>
-    <w:p>
-      <w:pPr>
-        <w:spacing w:before="120" w:after="60"/>
-      </w:pPr>
-      <w:r>
-        <w:rPr>
-          <w:rFonts w:ascii="Garamond" w:eastAsia="Garamond" w:hAnsi="Garamond" w:cs="Garamond"/>
-          <w:color w:val="2D3561"/>
-          <w:sz w:val="24"/>
-          <w:szCs w:val="24"/>
-        </w:rPr>
+        </w:rPr>
+      </w:r>
+    </w:p>
+    <w:p>
+      <w:pPr>
+        <w:pStyle w:val="LegalBody"/>
+      </w:pPr>
+      <w:r>
+        <w:rPr/>
         <w:t xml:space="preserve">   Техн. ръководител:  </w:t>
       </w:r>
       <w:r>
-        <w:rPr>
-          <w:rFonts w:ascii="Garamond" w:eastAsia="Garamond" w:hAnsi="Garamond" w:cs="Garamond"/>
-          <w:color w:val="9CA3AF"/>
-          <w:sz w:val="24"/>
-          <w:szCs w:val="24"/>
-        </w:rPr>
+        <w:rPr/>
         <w:t xml:space="preserve">..............................   </w:t>
       </w:r>
       <w:r>
         <w:rPr>
-          <w:rFonts w:ascii="Garamond" w:eastAsia="Garamond" w:hAnsi="Garamond" w:cs="Garamond"/>
           <w:i/>
           <w:iCs/>
-          <w:color w:val="6B7280"/>
-          <w:sz w:val="24"/>
-          <w:szCs w:val="24"/>
         </w:rPr>
         <w:t>({{ТехРък_1и3}})</w:t>
       </w:r>
     </w:p>
     <w:p>
       <w:pPr>
-        <w:spacing w:before="120" w:after="60"/>
-      </w:pPr>
-      <w:r>
-        <w:rPr>
-          <w:rFonts w:ascii="Garamond" w:eastAsia="Garamond" w:hAnsi="Garamond" w:cs="Garamond"/>
-          <w:color w:val="2D3561"/>
-          <w:sz w:val="24"/>
-          <w:szCs w:val="24"/>
-        </w:rPr>
+        <w:pStyle w:val="LegalBody"/>
+      </w:pPr>
+      <w:r>
+        <w:rPr/>
         <w:t xml:space="preserve">В.:  </w:t>
       </w:r>
       <w:r>
-        <w:rPr>
-          <w:rFonts w:ascii="Garamond" w:eastAsia="Garamond" w:hAnsi="Garamond" w:cs="Garamond"/>
-          <w:color w:val="9CA3AF"/>
-          <w:sz w:val="24"/>
-          <w:szCs w:val="24"/>
-        </w:rPr>
+        <w:rPr/>
         <w:t xml:space="preserve">..............................   </w:t>
       </w:r>
       <w:r>
         <w:rPr>
-          <w:rFonts w:ascii="Garamond" w:eastAsia="Garamond" w:hAnsi="Garamond" w:cs="Garamond"/>
           <w:i/>
           <w:iCs/>
-          <w:color w:val="6B7280"/>
-          <w:sz w:val="24"/>
-          <w:szCs w:val="24"/>
         </w:rPr>
         <w:t>({{Строител_Управител_1и3}})</w:t>
       </w:r>
@@ -591,195 +388,113 @@
         <w:spacing w:before="120" w:after="60"/>
       </w:pPr>
       <w:r>
-        <w:rPr>
-          <w:rFonts w:ascii="Garamond" w:eastAsia="Garamond" w:hAnsi="Garamond" w:cs="Garamond"/>
-          <w:color w:val="2D3561"/>
-          <w:sz w:val="24"/>
-          <w:szCs w:val="24"/>
-        </w:rPr>
-      </w:r>
-      <w:r>
-        <w:rPr>
-          <w:rFonts w:ascii="Garamond" w:eastAsia="Garamond" w:hAnsi="Garamond" w:cs="Garamond"/>
-          <w:color w:val="9CA3AF"/>
-          <w:sz w:val="24"/>
-          <w:szCs w:val="24"/>
-        </w:rPr>
-      </w:r>
-      <w:r>
-        <w:rPr>
-          <w:rFonts w:ascii="Garamond" w:eastAsia="Garamond" w:hAnsi="Garamond" w:cs="Garamond"/>
+        <w:rPr/>
+      </w:r>
+      <w:r>
+        <w:rPr/>
+      </w:r>
+      <w:r>
+        <w:rPr>
           <w:i/>
           <w:iCs/>
-          <w:color w:val="6B7280"/>
-          <w:sz w:val="24"/>
-          <w:szCs w:val="24"/>
-        </w:rPr>
-      </w:r>
-    </w:p>
-    <w:p>
-      <w:pPr>
-        <w:spacing w:before="120" w:after="60"/>
-      </w:pPr>
-      <w:r>
-        <w:rPr>
-          <w:rFonts w:ascii="Garamond" w:eastAsia="Garamond" w:hAnsi="Garamond" w:cs="Garamond"/>
-          <w:color w:val="2D3561"/>
-          <w:sz w:val="24"/>
-          <w:szCs w:val="24"/>
-        </w:rPr>
+        </w:rPr>
+      </w:r>
+    </w:p>
+    <w:p>
+      <w:pPr>
+        <w:pStyle w:val="LegalBody"/>
+      </w:pPr>
+      <w:r>
+        <w:rPr/>
         <w:t>Забележки:</w:t>
       </w:r>
       <w:r>
-        <w:rPr>
-          <w:rFonts w:ascii="Garamond" w:eastAsia="Garamond" w:hAnsi="Garamond" w:cs="Garamond"/>
-          <w:color w:val="9CA3AF"/>
-          <w:sz w:val="24"/>
-          <w:szCs w:val="24"/>
-        </w:rPr>
-      </w:r>
-      <w:r>
-        <w:rPr>
-          <w:rFonts w:ascii="Garamond" w:eastAsia="Garamond" w:hAnsi="Garamond" w:cs="Garamond"/>
+        <w:rPr/>
+      </w:r>
+      <w:r>
+        <w:rPr>
           <w:i/>
           <w:iCs/>
-          <w:color w:val="6B7280"/>
-          <w:sz w:val="24"/>
-          <w:szCs w:val="24"/>
-        </w:rPr>
-      </w:r>
-    </w:p>
-    <w:p>
-      <w:pPr>
-        <w:spacing w:before="120" w:after="60"/>
-      </w:pPr>
-      <w:r>
-        <w:rPr>
-          <w:rFonts w:ascii="Garamond" w:eastAsia="Garamond" w:hAnsi="Garamond" w:cs="Garamond"/>
-          <w:color w:val="2D3561"/>
-          <w:sz w:val="24"/>
-          <w:szCs w:val="24"/>
-        </w:rPr>
+        </w:rPr>
+      </w:r>
+    </w:p>
+    <w:p>
+      <w:pPr>
+        <w:pStyle w:val="LegalBody"/>
+      </w:pPr>
+      <w:r>
+        <w:rPr/>
         <w:t>1. Настоящият протокол се съставя в четири еднообразни екземпляра — по един за общината (района), за възложителя, за строителя и за строителния надзор, и се съхранява от посочените лица.</w:t>
       </w:r>
       <w:r>
-        <w:rPr>
-          <w:rFonts w:ascii="Garamond" w:eastAsia="Garamond" w:hAnsi="Garamond" w:cs="Garamond"/>
-          <w:color w:val="9CA3AF"/>
-          <w:sz w:val="24"/>
-          <w:szCs w:val="24"/>
-        </w:rPr>
-      </w:r>
-      <w:r>
-        <w:rPr>
-          <w:rFonts w:ascii="Garamond" w:eastAsia="Garamond" w:hAnsi="Garamond" w:cs="Garamond"/>
+        <w:rPr/>
+      </w:r>
+      <w:r>
+        <w:rPr>
           <w:i/>
           <w:iCs/>
-          <w:color w:val="6B7280"/>
-          <w:sz w:val="24"/>
-          <w:szCs w:val="24"/>
-        </w:rPr>
-      </w:r>
-    </w:p>
-    <w:p>
-      <w:pPr>
-        <w:spacing w:before="120" w:after="60"/>
-      </w:pPr>
-      <w:r>
-        <w:rPr>
-          <w:rFonts w:ascii="Garamond" w:eastAsia="Garamond" w:hAnsi="Garamond" w:cs="Garamond"/>
-          <w:color w:val="2D3561"/>
-          <w:sz w:val="24"/>
-          <w:szCs w:val="24"/>
-        </w:rPr>
+        </w:rPr>
+      </w:r>
+    </w:p>
+    <w:p>
+      <w:pPr>
+        <w:pStyle w:val="LegalBody"/>
+      </w:pPr>
+      <w:r>
+        <w:rPr/>
         <w:t>2. Попълват се само необходимите данни, свързани със спецификата на строежа.</w:t>
       </w:r>
       <w:r>
-        <w:rPr>
-          <w:rFonts w:ascii="Garamond" w:eastAsia="Garamond" w:hAnsi="Garamond" w:cs="Garamond"/>
-          <w:color w:val="9CA3AF"/>
-          <w:sz w:val="24"/>
-          <w:szCs w:val="24"/>
-        </w:rPr>
-      </w:r>
-      <w:r>
-        <w:rPr>
-          <w:rFonts w:ascii="Garamond" w:eastAsia="Garamond" w:hAnsi="Garamond" w:cs="Garamond"/>
+        <w:rPr/>
+      </w:r>
+      <w:r>
+        <w:rPr>
           <w:i/>
           <w:iCs/>
-          <w:color w:val="6B7280"/>
-          <w:sz w:val="24"/>
-          <w:szCs w:val="24"/>
-        </w:rPr>
-      </w:r>
-    </w:p>
-    <w:p>
-      <w:pPr>
-        <w:spacing w:before="120" w:after="60"/>
-      </w:pPr>
-      <w:r>
-        <w:rPr>
-          <w:rFonts w:ascii="Garamond" w:eastAsia="Garamond" w:hAnsi="Garamond" w:cs="Garamond"/>
-          <w:color w:val="2D3561"/>
-          <w:sz w:val="24"/>
-          <w:szCs w:val="24"/>
-        </w:rPr>
+        </w:rPr>
+      </w:r>
+    </w:p>
+    <w:p>
+      <w:pPr>
+        <w:pStyle w:val="LegalBody"/>
+      </w:pPr>
+      <w:r>
+        <w:rPr/>
         <w:t>3. При поетапно изпълнение или при изпълнение на технологични участъци настоящият протокол може да се състави поотделно за всеки етап или технологичен участък.</w:t>
       </w:r>
       <w:r>
-        <w:rPr>
-          <w:rFonts w:ascii="Garamond" w:eastAsia="Garamond" w:hAnsi="Garamond" w:cs="Garamond"/>
-          <w:color w:val="9CA3AF"/>
-          <w:sz w:val="24"/>
-          <w:szCs w:val="24"/>
-        </w:rPr>
-      </w:r>
-      <w:r>
-        <w:rPr>
-          <w:rFonts w:ascii="Garamond" w:eastAsia="Garamond" w:hAnsi="Garamond" w:cs="Garamond"/>
+        <w:rPr/>
+      </w:r>
+      <w:r>
+        <w:rPr>
           <w:i/>
           <w:iCs/>
-          <w:color w:val="6B7280"/>
-          <w:sz w:val="24"/>
-          <w:szCs w:val="24"/>
-        </w:rPr>
-      </w:r>
-    </w:p>
-    <w:p>
-      <w:pPr>
-        <w:spacing w:before="120" w:after="60"/>
-      </w:pPr>
-      <w:r>
-        <w:rPr>
-          <w:rFonts w:ascii="Garamond" w:eastAsia="Garamond" w:hAnsi="Garamond" w:cs="Garamond"/>
-          <w:color w:val="2D3561"/>
-          <w:sz w:val="24"/>
-          <w:szCs w:val="24"/>
-        </w:rPr>
+        </w:rPr>
+      </w:r>
+    </w:p>
+    <w:p>
+      <w:pPr>
+        <w:pStyle w:val="LegalBody"/>
+      </w:pPr>
+      <w:r>
+        <w:rPr/>
         <w:t>4. Екземпляр от настоящия протокол се съхранява задължително на местостроежа за представяне на контролните органи при проверка.</w:t>
       </w:r>
       <w:r>
-        <w:rPr>
-          <w:rFonts w:ascii="Garamond" w:eastAsia="Garamond" w:hAnsi="Garamond" w:cs="Garamond"/>
-          <w:color w:val="9CA3AF"/>
-          <w:sz w:val="24"/>
-          <w:szCs w:val="24"/>
-        </w:rPr>
-      </w:r>
-      <w:r>
-        <w:rPr>
-          <w:rFonts w:ascii="Garamond" w:eastAsia="Garamond" w:hAnsi="Garamond" w:cs="Garamond"/>
+        <w:rPr/>
+      </w:r>
+      <w:r>
+        <w:rPr>
           <w:i/>
           <w:iCs/>
-          <w:color w:val="6B7280"/>
-          <w:sz w:val="24"/>
-          <w:szCs w:val="24"/>
         </w:rPr>
       </w:r>
     </w:p>
     <w:sectPr>
+      <w:headerReference w:type="default" r:id="rId7"/>
+      <w:footerReference w:type="default" r:id="rId8"/>
       <w:pgSz w:w="11906" w:h="16838"/>
-      <w:pgMar w:top="1134" w:right="1134" w:bottom="1134" w:left="1701" w:header="708" w:footer="708" w:gutter="0"/>
+      <w:pgMar w:top="850" w:right="707" w:bottom="850" w:left="1020" w:header="708" w:footer="708" w:gutter="0"/>
       <w:cols w:space="708"/>
       <w:docGrid w:linePitch="360"/>
     </w:sectPr>
@@ -806,6 +521,16 @@
 </w:endnotes>
 </file>
 
+<file path=word/footer1.xml><?xml version="1.0" encoding="utf-8"?>
+<w:ftr xmlns:m="http://schemas.openxmlformats.org/officeDocument/2006/math" xmlns:mc="http://schemas.openxmlformats.org/markup-compatibility/2006" xmlns:mo="http://schemas.microsoft.com/office/mac/office/2008/main" xmlns:mv="urn:schemas-microsoft-com:mac:vml" xmlns:o="urn:schemas-microsoft-com:office:office" xmlns:r="http://schemas.openxmlformats.org/officeDocument/2006/relationships" xmlns:v="urn:schemas-microsoft-com:vml" xmlns:w10="urn:schemas-microsoft-com:office:word" xmlns:w14="http://schemas.microsoft.com/office/word/2010/wordml" xmlns:w="http://schemas.openxmlformats.org/wordprocessingml/2006/main" xmlns:wne="http://schemas.microsoft.com/office/word/2006/wordml" xmlns:wp14="http://schemas.microsoft.com/office/word/2010/wordprocessingDrawing" xmlns:wp="http://schemas.openxmlformats.org/drawingml/2006/wordprocessingDrawing" xmlns:wpc="http://schemas.microsoft.com/office/word/2010/wordprocessingCanvas" xmlns:wpg="http://schemas.microsoft.com/office/word/2010/wordprocessingGroup" xmlns:wpi="http://schemas.microsoft.com/office/word/2010/wordprocessingInk" xmlns:wps="http://schemas.microsoft.com/office/word/2010/wordprocessingShape" mc:Ignorable="w14 wp14">
+  <w:p>
+    <w:pPr>
+      <w:pStyle w:val="Footer"/>
+    </w:pPr>
+  </w:p>
+</w:ftr>
+</file>
+
 <file path=word/footnotes.xml><?xml version="1.0" encoding="utf-8"?>
 <w:footnotes xmlns:wpc="http://schemas.microsoft.com/office/word/2010/wordprocessingCanvas" xmlns:cx="http://schemas.microsoft.com/office/drawing/2014/chartex" xmlns:cx1="http://schemas.microsoft.com/office/drawing/2015/9/8/chartex" xmlns:mc="http://schemas.openxmlformats.org/markup-compatibility/2006" xmlns:o="urn:schemas-microsoft-com:office:office" xmlns:r="http://schemas.openxmlformats.org/officeDocument/2006/relationships" xmlns:m="http://schemas.openxmlformats.org/officeDocument/2006/math" xmlns:v="urn:schemas-microsoft-com:vml" xmlns:wp14="http://schemas.microsoft.com/office/word/2010/wordprocessingDrawing" xmlns:wp="http://schemas.openxmlformats.org/drawingml/2006/wordprocessingDrawing" xmlns:w10="urn:schemas-microsoft-com:office:word" xmlns:w="http://schemas.openxmlformats.org/wordprocessingml/2006/main" xmlns:w14="http://schemas.microsoft.com/office/word/2010/wordml" xmlns:w15="http://schemas.microsoft.com/office/word/2012/wordml" xmlns:w16se="http://schemas.microsoft.com/office/word/2015/wordml/symex" xmlns:wpg="http://schemas.microsoft.com/office/word/2010/wordprocessingGroup" xmlns:wpi="http://schemas.microsoft.com/office/word/2010/wordprocessingInk" xmlns:wne="http://schemas.microsoft.com/office/word/2006/wordml" xmlns:wps="http://schemas.microsoft.com/office/word/2010/wordprocessingShape" mc:Ignorable="w14 w15 w16se wp14">
   <w:footnote w:type="separator" w:id="-1">
@@ -823,6 +548,16 @@
     </w:p>
   </w:footnote>
 </w:footnotes>
+</file>
+
+<file path=word/header1.xml><?xml version="1.0" encoding="utf-8"?>
+<w:hdr xmlns:m="http://schemas.openxmlformats.org/officeDocument/2006/math" xmlns:mc="http://schemas.openxmlformats.org/markup-compatibility/2006" xmlns:mo="http://schemas.microsoft.com/office/mac/office/2008/main" xmlns:mv="urn:schemas-microsoft-com:mac:vml" xmlns:o="urn:schemas-microsoft-com:office:office" xmlns:r="http://schemas.openxmlformats.org/officeDocument/2006/relationships" xmlns:v="urn:schemas-microsoft-com:vml" xmlns:w10="urn:schemas-microsoft-com:office:word" xmlns:w14="http://schemas.microsoft.com/office/word/2010/wordml" xmlns:w="http://schemas.openxmlformats.org/wordprocessingml/2006/main" xmlns:wne="http://schemas.microsoft.com/office/word/2006/wordml" xmlns:wp14="http://schemas.microsoft.com/office/word/2010/wordprocessingDrawing" xmlns:wp="http://schemas.openxmlformats.org/drawingml/2006/wordprocessingDrawing" xmlns:wpc="http://schemas.microsoft.com/office/word/2010/wordprocessingCanvas" xmlns:wpg="http://schemas.microsoft.com/office/word/2010/wordprocessingGroup" xmlns:wpi="http://schemas.microsoft.com/office/word/2010/wordprocessingInk" xmlns:wps="http://schemas.microsoft.com/office/word/2010/wordprocessingShape" mc:Ignorable="w14 wp14">
+  <w:p>
+    <w:pPr>
+      <w:pStyle w:val="Header"/>
+    </w:pPr>
+  </w:p>
+</w:hdr>
 </file>
 
 <file path=word/numbering.xml><?xml version="1.0" encoding="utf-8"?>
@@ -927,11 +662,17 @@
   <w:docDefaults>
     <w:rPrDefault>
       <w:rPr>
-        <w:rFonts w:ascii="Times New Roman" w:eastAsia="Times New Roman" w:hAnsi="Times New Roman" w:cs="Times New Roman"/>
-        <w:lang w:val="bg-BG" w:eastAsia="bg-BG" w:bidi="ar-SA"/>
+        <w:rFonts w:asciiTheme="minorHAnsi" w:eastAsiaTheme="minorEastAsia" w:hAnsiTheme="minorHAnsi" w:cstheme="minorBidi"/>
+        <w:sz w:val="22"/>
+        <w:szCs w:val="22"/>
+        <w:lang w:val="en-US" w:eastAsia="en-US" w:bidi="ar-SA"/>
       </w:rPr>
     </w:rPrDefault>
-    <w:pPrDefault/>
+    <w:pPrDefault>
+      <w:pPr>
+        <w:spacing w:after="200" w:line="276" w:lineRule="auto"/>
+      </w:pPr>
+    </w:pPrDefault>
   </w:docDefaults>
   <w:latentStyles w:defLockedState="0" w:defUIPriority="99" w:defSemiHidden="0" w:defUnhideWhenUsed="0" w:defQFormat="0" w:count="371">
     <w:lsdException w:name="Normal" w:uiPriority="0" w:qFormat="1"/>
@@ -1306,10 +1047,6 @@
     <w:lsdException w:name="List Table 6 Colorful Accent 6" w:uiPriority="51"/>
     <w:lsdException w:name="List Table 7 Colorful Accent 6" w:uiPriority="52"/>
   </w:latentStyles>
-  <w:style w:type="paragraph" w:default="1" w:styleId="Normal">
-    <w:name w:val="Normal"/>
-    <w:qFormat/>
-  </w:style>
   <w:style w:type="paragraph" w:styleId="Heading1">
     <w:name w:val="heading 1"/>
     <w:qFormat/>
@@ -1486,6 +1223,120 @@
     <w:rPr>
       <w:sz w:val="20"/>
       <w:szCs w:val="20"/>
+    </w:rPr>
+  </w:style>
+  <w:style w:type="paragraph" w:default="1" w:styleId="Normal">
+    <w:name w:val="Normal"/>
+    <w:qFormat/>
+    <w:rsid w:val="00FC693F"/>
+    <w:pPr>
+      <w:spacing w:after="60" w:line="300" w:lineRule="auto"/>
+    </w:pPr>
+    <w:rPr>
+      <w:rFonts w:ascii="Georgia" w:hAnsi="Georgia"/>
+      <w:color w:val="1C1C1C"/>
+      <w:sz w:val="20"/>
+    </w:rPr>
+  </w:style>
+  <w:style w:type="paragraph" w:customStyle="1" w:styleId="DocumentMeta">
+    <w:name w:val="Document Meta"/>
+    <w:basedOn w:val="Normal"/>
+    <w:pPr>
+      <w:spacing w:after="40" w:line="240" w:lineRule="auto"/>
+    </w:pPr>
+    <w:rPr>
+      <w:rFonts w:ascii="Arial" w:hAnsi="Arial"/>
+      <w:color w:val="6F6F6F"/>
+      <w:sz w:val="17"/>
+    </w:rPr>
+  </w:style>
+  <w:style w:type="paragraph" w:customStyle="1" w:styleId="DocumentTitle">
+    <w:name w:val="Document Title"/>
+    <w:basedOn w:val="Normal"/>
+    <w:pPr>
+      <w:spacing w:after="80" w:line="240" w:lineRule="auto"/>
+    </w:pPr>
+    <w:rPr>
+      <w:rFonts w:ascii="Arial" w:hAnsi="Arial"/>
+      <w:b/>
+      <w:color w:val="1F3A5F"/>
+      <w:sz w:val="32"/>
+    </w:rPr>
+  </w:style>
+  <w:style w:type="paragraph" w:customStyle="1" w:styleId="DocumentSubtitle">
+    <w:name w:val="Document Subtitle"/>
+    <w:basedOn w:val="Normal"/>
+    <w:pPr>
+      <w:spacing w:after="180" w:line="288" w:lineRule="auto"/>
+    </w:pPr>
+    <w:rPr>
+      <w:rFonts w:ascii="Arial" w:hAnsi="Arial"/>
+      <w:b/>
+      <w:sz w:val="21"/>
+    </w:rPr>
+  </w:style>
+  <w:style w:type="paragraph" w:customStyle="1" w:styleId="LegalBody">
+    <w:name w:val="Legal Body"/>
+    <w:basedOn w:val="Normal"/>
+  </w:style>
+  <w:style w:type="paragraph" w:customStyle="1" w:styleId="FieldHint">
+    <w:name w:val="Field Hint"/>
+    <w:basedOn w:val="Normal"/>
+    <w:pPr>
+      <w:spacing w:after="80" w:line="252" w:lineRule="auto"/>
+    </w:pPr>
+    <w:rPr>
+      <w:rFonts w:ascii="Arial" w:hAnsi="Arial"/>
+      <w:i/>
+      <w:color w:val="6F6F6F"/>
+      <w:sz w:val="16"/>
+    </w:rPr>
+  </w:style>
+  <w:style w:type="paragraph" w:customStyle="1" w:styleId="SectionHeading">
+    <w:name w:val="Section Heading"/>
+    <w:basedOn w:val="Normal"/>
+    <w:pPr>
+      <w:spacing w:after="100" w:line="240" w:lineRule="auto"/>
+    </w:pPr>
+    <w:rPr>
+      <w:rFonts w:ascii="Arial" w:hAnsi="Arial"/>
+      <w:b/>
+      <w:color w:val="1F3A5F"/>
+      <w:sz w:val="21"/>
+    </w:rPr>
+  </w:style>
+  <w:style w:type="paragraph" w:customStyle="1" w:styleId="FieldLabel">
+    <w:name w:val="Field Label"/>
+    <w:basedOn w:val="Normal"/>
+    <w:pPr>
+      <w:spacing w:after="0" w:line="252" w:lineRule="auto"/>
+    </w:pPr>
+    <w:rPr>
+      <w:rFonts w:ascii="Arial" w:hAnsi="Arial"/>
+      <w:b/>
+      <w:sz w:val="18"/>
+    </w:rPr>
+  </w:style>
+  <w:style w:type="paragraph" w:customStyle="1" w:styleId="FieldValue">
+    <w:name w:val="Field Value"/>
+    <w:basedOn w:val="Normal"/>
+    <w:pPr>
+      <w:spacing w:after="0" w:line="276" w:lineRule="auto"/>
+    </w:pPr>
+    <w:rPr>
+      <w:sz w:val="18"/>
+    </w:rPr>
+  </w:style>
+  <w:style w:type="paragraph" w:customStyle="1" w:styleId="SignatureRole">
+    <w:name w:val="Signature Role"/>
+    <w:basedOn w:val="Normal"/>
+    <w:pPr>
+      <w:spacing w:after="0" w:line="252" w:lineRule="auto"/>
+    </w:pPr>
+    <w:rPr>
+      <w:rFonts w:ascii="Arial" w:hAnsi="Arial"/>
+      <w:b/>
+      <w:sz w:val="17"/>
     </w:rPr>
   </w:style>
 </w:styles>

--- a/templates/template_obrazec3.docx
+++ b/templates/template_obrazec3.docx
@@ -270,7 +270,7 @@
     </w:p>
     <w:p>
       <w:pPr>
-        <w:pStyle w:val="LegalBody"/>
+        <w:pStyle w:val="SignatureLine"/>
       </w:pPr>
       <w:r>
         <w:rPr/>
@@ -281,10 +281,7 @@
         <w:t xml:space="preserve">..............................   </w:t>
       </w:r>
       <w:r>
-        <w:rPr>
-          <w:i/>
-          <w:iCs/>
-        </w:rPr>
+        <w:rPr/>
         <w:t>(......................................................)</w:t>
       </w:r>
     </w:p>
@@ -313,7 +310,7 @@
     </w:p>
     <w:p>
       <w:pPr>
-        <w:pStyle w:val="LegalBody"/>
+        <w:pStyle w:val="SignatureLine"/>
       </w:pPr>
       <w:r>
         <w:rPr/>
@@ -323,29 +320,20 @@
         <w:rPr/>
       </w:r>
       <w:r>
-        <w:rPr>
-          <w:i/>
-          <w:iCs/>
-        </w:rPr>
-      </w:r>
-      <w:r>
-        <w:rPr>
-          <w:i/>
-          <w:iCs/>
-        </w:rPr>
+        <w:rPr/>
+      </w:r>
+      <w:r>
+        <w:rPr/>
       </w:r>
       <w:bookmarkStart w:id="0" w:name="_GoBack"/>
       <w:bookmarkEnd w:id="0"/>
       <w:r>
-        <w:rPr>
-          <w:i/>
-          <w:iCs/>
-        </w:rPr>
-      </w:r>
-    </w:p>
-    <w:p>
-      <w:pPr>
-        <w:pStyle w:val="LegalBody"/>
+        <w:rPr/>
+      </w:r>
+    </w:p>
+    <w:p>
+      <w:pPr>
+        <w:pStyle w:val="SignatureLine"/>
       </w:pPr>
       <w:r>
         <w:rPr/>
@@ -356,16 +344,13 @@
         <w:t xml:space="preserve">..............................   </w:t>
       </w:r>
       <w:r>
-        <w:rPr>
-          <w:i/>
-          <w:iCs/>
-        </w:rPr>
+        <w:rPr/>
         <w:t>({{ТехРък_1и3}})</w:t>
       </w:r>
     </w:p>
     <w:p>
       <w:pPr>
-        <w:pStyle w:val="LegalBody"/>
+        <w:pStyle w:val="SignatureLine"/>
       </w:pPr>
       <w:r>
         <w:rPr/>
@@ -376,10 +361,7 @@
         <w:t xml:space="preserve">..............................   </w:t>
       </w:r>
       <w:r>
-        <w:rPr>
-          <w:i/>
-          <w:iCs/>
-        </w:rPr>
+        <w:rPr/>
         <w:t>({{Строител_Управител_1и3}})</w:t>
       </w:r>
     </w:p>
@@ -1339,6 +1321,22 @@
       <w:sz w:val="17"/>
     </w:rPr>
   </w:style>
+  <w:style w:type="paragraph" w:customStyle="1" w:styleId="SignatureLine">
+    <w:name w:val="Signature Line"/>
+    <w:basedOn w:val="Normal"/>
+    <w:pPr>
+      <w:spacing w:before="0" w:after="0" w:line="480" w:lineRule="auto"/>
+    </w:pPr>
+    <w:rPr>
+      <w:rFonts w:ascii="Arial" w:hAnsi="Arial" w:eastAsia="Arial" w:cs="Arial"/>
+      <w:b w:val="0"/>
+      <w:bCs w:val="0"/>
+      <w:i w:val="1"/>
+      <w:iCs w:val="1"/>
+      <w:sz w:val="21"/>
+      <w:szCs w:val="21"/>
+    </w:rPr>
+  </w:style>
 </w:styles>
 </file>
 
